--- a/docs/reference/privacy-policy-research.docx
+++ b/docs/reference/privacy-policy-research.docx
@@ -1035,7 +1035,7 @@
           <w:bCs/>
           <w:lang w:val="zh-CN"/>
         </w:rPr>
-        <w:t xml:space="preserve">本研究未独立审计其履行情况，也不作为橙光的能力证明</w:t>
+        <w:t xml:space="preserve">本研究未独立审计其履行情况，也不作为AI旅行日记的能力证明</w:t>
       </w:r>
       <w:r>
         <w:rPr>
@@ -1506,7 +1506,7 @@
           <w:rFonts w:hint="eastAsia"/>
           <w:lang w:val="zh-CN"/>
         </w:rPr>
-        <w:t xml:space="preserve">“设备特征不可逆生成UID”。橙光使用App</w:t>
+        <w:t xml:space="preserve">“设备特征不可逆生成UID”。AI旅行日记使用App</w:t>
       </w:r>
       <w:r>
         <w:rPr>
